--- a/_site/operating-system/2021-08-17-limpieza-y-optimizacion-de-pc/index.docx
+++ b/_site/operating-system/2021-08-17-limpieza-y-optimizacion-de-pc/index.docx
@@ -50,7 +50,7 @@
         <w:pStyle w:val="Heading1"/>
       </w:pPr>
       <w:r>
-        <w:t xml:space="preserve">Guía de Git Cómo trabajar en equipo en proyectos: Aprende a usar Git para controlar versiones, colaborar con otros desarrolladores y mantener tu código organizado.</w:t>
+        <w:t xml:space="preserve">Limpieza y optimización de PC Windows</w:t>
       </w:r>
     </w:p>
     <w:p>
@@ -199,7 +199,15 @@
     </w:p>
     <w:p>
       <w:pPr>
-        <w:pStyle w:val="FirstParagraph"/>
+        <w:pStyle w:val="AbstractFirstParagraph"/>
+      </w:pPr>
+      <w:r>
+        <w:t xml:space="preserve">Este abstract será actualizado una vez que se complete el contenido final del artículo.</w:t>
+      </w:r>
+    </w:p>
+    <w:p>
+      <w:pPr>
+        <w:pStyle w:val="BodyText"/>
       </w:pPr>
       <w:r>
         <w:rPr>
@@ -224,7 +232,7 @@
         <w:pStyle w:val="Heading1"/>
       </w:pPr>
       <w:r>
-        <w:t xml:space="preserve">Guía de Git Cómo trabajar en equipo en proyectos: Aprende a usar Git para controlar versiones, colaborar con otros desarrolladores y mantener tu código organizado.</w:t>
+        <w:t xml:space="preserve">Limpieza y optimización de PC Windows</w:t>
       </w:r>
     </w:p>
     <w:bookmarkEnd w:id="26"/>
@@ -822,7 +830,7 @@
       </w:r>
     </w:p>
     <w:bookmarkEnd w:id="27"/>
-    <w:bookmarkStart w:id="60" w:name="publicaciones-similares"/>
+    <w:bookmarkStart w:id="62" w:name="publicaciones-similares"/>
     <w:p>
       <w:pPr>
         <w:pStyle w:val="Heading1"/>
@@ -1177,13 +1185,34 @@
     </w:p>
     <w:p>
       <w:pPr>
+        <w:pStyle w:val="Compact"/>
+        <w:numPr>
+          <w:ilvl w:val="0"/>
+          <w:numId w:val="1010"/>
+        </w:numPr>
+      </w:pPr>
+      <w:hyperlink r:id="rId60"/>
+      <w:r>
+        <w:t xml:space="preserve"> </w:t>
+      </w:r>
+      <w:hyperlink r:id="rId61">
+        <w:r>
+          <w:rPr>
+            <w:rStyle w:val="Hyperlink"/>
+          </w:rPr>
+          <w:t xml:space="preserve">Gestiona Tus Dotfiles Con Gnu Stow</w:t>
+        </w:r>
+      </w:hyperlink>
+    </w:p>
+    <w:p>
+      <w:pPr>
         <w:pStyle w:val="FirstParagraph"/>
       </w:pPr>
       <w:r>
         <w:t xml:space="preserve">Esperamos que encuentres estas publicaciones igualmente interesantes y útiles. ¡Disfruta de la lectura!</w:t>
       </w:r>
     </w:p>
-    <w:bookmarkEnd w:id="60"/>
+    <w:bookmarkEnd w:id="62"/>
     <w:sectPr>
       <w:headerReference r:id="rId9" w:type="even"/>
       <w:headerReference r:id="rId11" w:type="default"/>

--- a/_site/operating-system/2021-08-17-limpieza-y-optimizacion-de-pc/index.docx
+++ b/_site/operating-system/2021-08-17-limpieza-y-optimizacion-de-pc/index.docx
@@ -44,7 +44,7 @@
         <w:t xml:space="preserve"> </w:t>
       </w:r>
     </w:p>
-    <w:bookmarkStart w:id="20" w:name="title"/>
+    <w:bookmarkStart w:id="22" w:name="title"/>
     <w:p>
       <w:pPr>
         <w:pStyle w:val="Heading1"/>
@@ -93,8 +93,8 @@
         <w:t xml:space="preserve"> </w:t>
       </w:r>
     </w:p>
-    <w:bookmarkEnd w:id="20"/>
-    <w:bookmarkStart w:id="24" w:name="author-note"/>
+    <w:bookmarkEnd w:id="22"/>
+    <w:bookmarkStart w:id="26" w:name="author-note"/>
     <w:p>
       <w:pPr>
         <w:pStyle w:val="Heading1"/>
@@ -113,15 +113,15 @@
       <w:r>
         <w:t xml:space="preserve"> </w:t>
       </w:r>
-      <w:bookmarkStart w:id="21" w:name="orchid"/>
+      <w:bookmarkStart w:id="23" w:name="orchid"/>
       <w:r>
         <w:t xml:space="preserve">Orcid ID Logo: A green circle with white letters ID</w:t>
       </w:r>
-      <w:bookmarkEnd w:id="21"/>
-      <w:r>
-        <w:t xml:space="preserve"> </w:t>
-      </w:r>
-      <w:hyperlink r:id="rId22">
+      <w:bookmarkEnd w:id="23"/>
+      <w:r>
+        <w:t xml:space="preserve"> </w:t>
+      </w:r>
+      <w:hyperlink r:id="rId24">
         <w:r>
           <w:rPr>
             <w:rStyle w:val="Hyperlink"/>
@@ -160,7 +160,7 @@
         <w:t xml:space="preserve">: </w:t>
       </w:r>
       <w:r>
-        <w:t xml:space="preserve">conceptualización y redacción</w:t>
+        <w:t xml:space="preserve">conceptualización, metodología, análisis formal, investigación, recursos, curación de datos, redacción, visualización, supervisión, y administración del proyecto</w:t>
       </w:r>
     </w:p>
     <w:p>
@@ -168,12 +168,12 @@
         <w:pStyle w:val="BodyText"/>
       </w:pPr>
       <w:r>
-        <w:t xml:space="preserve">La correspondencia relativa a este artículo debe dirigirse a Edison Achalma, Escuela Profesional de Economía, Universidad Nacional de San Cristóbal de Huamanga, Ayacucho, AYA, Perú, Email:</w:t>
-      </w:r>
-      <w:r>
-        <w:t xml:space="preserve"> </w:t>
-      </w:r>
-      <w:hyperlink r:id="rId23">
+        <w:t xml:space="preserve">La correspondencia relativa a este artículo debe dirigirse a Edison Achalma, Escuela Profesional de Economía, Universidad Nacional de San Cristóbal de Huamanga, Portal Independencia N° 57, Ayacucho, AYA 5001, Perú, Email:</w:t>
+      </w:r>
+      <w:r>
+        <w:t xml:space="preserve"> </w:t>
+      </w:r>
+      <w:hyperlink r:id="rId25">
         <w:r>
           <w:rPr>
             <w:rStyle w:val="Hyperlink"/>
@@ -187,8 +187,8 @@
         <w:br w:type="page"/>
       </w:r>
     </w:p>
-    <w:bookmarkEnd w:id="24"/>
-    <w:bookmarkStart w:id="25" w:name="abstract"/>
+    <w:bookmarkEnd w:id="26"/>
+    <w:bookmarkStart w:id="27" w:name="abstract"/>
     <w:p>
       <w:pPr>
         <w:pStyle w:val="Heading1"/>
@@ -225,8 +225,8 @@
         <w:br w:type="page"/>
       </w:r>
     </w:p>
-    <w:bookmarkEnd w:id="25"/>
-    <w:bookmarkStart w:id="26" w:name="firstheader"/>
+    <w:bookmarkEnd w:id="27"/>
+    <w:bookmarkStart w:id="28" w:name="firstheader"/>
     <w:p>
       <w:pPr>
         <w:pStyle w:val="Heading1"/>
@@ -235,8 +235,8 @@
         <w:t xml:space="preserve">Limpieza y optimización de PC Windows</w:t>
       </w:r>
     </w:p>
-    <w:bookmarkEnd w:id="26"/>
-    <w:bookmarkStart w:id="27" w:name="X3e6ba58b3086268d190fd0f5a44e8d2c3aa1f28"/>
+    <w:bookmarkEnd w:id="28"/>
+    <w:bookmarkStart w:id="29" w:name="X3e6ba58b3086268d190fd0f5a44e8d2c3aa1f28"/>
     <w:p>
       <w:pPr>
         <w:pStyle w:val="Heading1"/>
@@ -829,8 +829,8 @@
         <w:t xml:space="preserve">Este procedimiento te ayudará a mantener tu sistema limpio y eficiente. No olvides revisar regularmente para mantener un rendimiento óptimo.</w:t>
       </w:r>
     </w:p>
-    <w:bookmarkEnd w:id="27"/>
-    <w:bookmarkStart w:id="62" w:name="publicaciones-similares"/>
+    <w:bookmarkEnd w:id="29"/>
+    <w:bookmarkStart w:id="72" w:name="publicaciones-similares"/>
     <w:p>
       <w:pPr>
         <w:pStyle w:val="Heading1"/>
@@ -855,11 +855,11 @@
           <w:numId w:val="1010"/>
         </w:numPr>
       </w:pPr>
-      <w:hyperlink r:id="rId28"/>
-      <w:r>
-        <w:t xml:space="preserve"> </w:t>
-      </w:r>
-      <w:hyperlink r:id="rId29">
+      <w:hyperlink r:id="rId30"/>
+      <w:r>
+        <w:t xml:space="preserve"> </w:t>
+      </w:r>
+      <w:hyperlink r:id="rId31">
         <w:r>
           <w:rPr>
             <w:rStyle w:val="Hyperlink"/>
@@ -876,11 +876,11 @@
           <w:numId w:val="1010"/>
         </w:numPr>
       </w:pPr>
-      <w:hyperlink r:id="rId30"/>
-      <w:r>
-        <w:t xml:space="preserve"> </w:t>
-      </w:r>
-      <w:hyperlink r:id="rId31">
+      <w:hyperlink r:id="rId32"/>
+      <w:r>
+        <w:t xml:space="preserve"> </w:t>
+      </w:r>
+      <w:hyperlink r:id="rId33">
         <w:r>
           <w:rPr>
             <w:rStyle w:val="Hyperlink"/>
@@ -897,11 +897,11 @@
           <w:numId w:val="1010"/>
         </w:numPr>
       </w:pPr>
-      <w:hyperlink r:id="rId32"/>
-      <w:r>
-        <w:t xml:space="preserve"> </w:t>
-      </w:r>
-      <w:hyperlink r:id="rId33">
+      <w:hyperlink r:id="rId34"/>
+      <w:r>
+        <w:t xml:space="preserve"> </w:t>
+      </w:r>
+      <w:hyperlink r:id="rId35">
         <w:r>
           <w:rPr>
             <w:rStyle w:val="Hyperlink"/>
@@ -918,16 +918,16 @@
           <w:numId w:val="1010"/>
         </w:numPr>
       </w:pPr>
-      <w:hyperlink r:id="rId34"/>
-      <w:r>
-        <w:t xml:space="preserve"> </w:t>
-      </w:r>
-      <w:hyperlink r:id="rId35">
+      <w:hyperlink r:id="rId36"/>
+      <w:r>
+        <w:t xml:space="preserve"> </w:t>
+      </w:r>
+      <w:hyperlink r:id="rId37">
         <w:r>
           <w:rPr>
             <w:rStyle w:val="Hyperlink"/>
           </w:rPr>
-          <w:t xml:space="preserve">Usando Apk En Windown 11</w:t>
+          <w:t xml:space="preserve">Scrcpy</w:t>
         </w:r>
       </w:hyperlink>
     </w:p>
@@ -939,11 +939,11 @@
           <w:numId w:val="1010"/>
         </w:numPr>
       </w:pPr>
-      <w:hyperlink r:id="rId36"/>
-      <w:r>
-        <w:t xml:space="preserve"> </w:t>
-      </w:r>
-      <w:hyperlink r:id="rId37">
+      <w:hyperlink r:id="rId38"/>
+      <w:r>
+        <w:t xml:space="preserve"> </w:t>
+      </w:r>
+      <w:hyperlink r:id="rId39">
         <w:r>
           <w:rPr>
             <w:rStyle w:val="Hyperlink"/>
@@ -960,11 +960,11 @@
           <w:numId w:val="1010"/>
         </w:numPr>
       </w:pPr>
-      <w:hyperlink r:id="rId38"/>
-      <w:r>
-        <w:t xml:space="preserve"> </w:t>
-      </w:r>
-      <w:hyperlink r:id="rId39">
+      <w:hyperlink r:id="rId40"/>
+      <w:r>
+        <w:t xml:space="preserve"> </w:t>
+      </w:r>
+      <w:hyperlink r:id="rId41">
         <w:r>
           <w:rPr>
             <w:rStyle w:val="Hyperlink"/>
@@ -981,11 +981,11 @@
           <w:numId w:val="1010"/>
         </w:numPr>
       </w:pPr>
-      <w:hyperlink r:id="rId40"/>
-      <w:r>
-        <w:t xml:space="preserve"> </w:t>
-      </w:r>
-      <w:hyperlink r:id="rId41">
+      <w:hyperlink r:id="rId42"/>
+      <w:r>
+        <w:t xml:space="preserve"> </w:t>
+      </w:r>
+      <w:hyperlink r:id="rId43">
         <w:r>
           <w:rPr>
             <w:rStyle w:val="Hyperlink"/>
@@ -1002,11 +1002,11 @@
           <w:numId w:val="1010"/>
         </w:numPr>
       </w:pPr>
-      <w:hyperlink r:id="rId42"/>
-      <w:r>
-        <w:t xml:space="preserve"> </w:t>
-      </w:r>
-      <w:hyperlink r:id="rId43">
+      <w:hyperlink r:id="rId44"/>
+      <w:r>
+        <w:t xml:space="preserve"> </w:t>
+      </w:r>
+      <w:hyperlink r:id="rId45">
         <w:r>
           <w:rPr>
             <w:rStyle w:val="Hyperlink"/>
@@ -1023,11 +1023,11 @@
           <w:numId w:val="1010"/>
         </w:numPr>
       </w:pPr>
-      <w:hyperlink r:id="rId44"/>
-      <w:r>
-        <w:t xml:space="preserve"> </w:t>
-      </w:r>
-      <w:hyperlink r:id="rId45">
+      <w:hyperlink r:id="rId46"/>
+      <w:r>
+        <w:t xml:space="preserve"> </w:t>
+      </w:r>
+      <w:hyperlink r:id="rId47">
         <w:r>
           <w:rPr>
             <w:rStyle w:val="Hyperlink"/>
@@ -1044,11 +1044,11 @@
           <w:numId w:val="1010"/>
         </w:numPr>
       </w:pPr>
-      <w:hyperlink r:id="rId46"/>
-      <w:r>
-        <w:t xml:space="preserve"> </w:t>
-      </w:r>
-      <w:hyperlink r:id="rId47">
+      <w:hyperlink r:id="rId48"/>
+      <w:r>
+        <w:t xml:space="preserve"> </w:t>
+      </w:r>
+      <w:hyperlink r:id="rId49">
         <w:r>
           <w:rPr>
             <w:rStyle w:val="Hyperlink"/>
@@ -1065,11 +1065,11 @@
           <w:numId w:val="1010"/>
         </w:numPr>
       </w:pPr>
-      <w:hyperlink r:id="rId48"/>
-      <w:r>
-        <w:t xml:space="preserve"> </w:t>
-      </w:r>
-      <w:hyperlink r:id="rId49">
+      <w:hyperlink r:id="rId50"/>
+      <w:r>
+        <w:t xml:space="preserve"> </w:t>
+      </w:r>
+      <w:hyperlink r:id="rId51">
         <w:r>
           <w:rPr>
             <w:rStyle w:val="Hyperlink"/>
@@ -1086,11 +1086,11 @@
           <w:numId w:val="1010"/>
         </w:numPr>
       </w:pPr>
-      <w:hyperlink r:id="rId50"/>
-      <w:r>
-        <w:t xml:space="preserve"> </w:t>
-      </w:r>
-      <w:hyperlink r:id="rId51">
+      <w:hyperlink r:id="rId52"/>
+      <w:r>
+        <w:t xml:space="preserve"> </w:t>
+      </w:r>
+      <w:hyperlink r:id="rId53">
         <w:r>
           <w:rPr>
             <w:rStyle w:val="Hyperlink"/>
@@ -1107,11 +1107,11 @@
           <w:numId w:val="1010"/>
         </w:numPr>
       </w:pPr>
-      <w:hyperlink r:id="rId52"/>
-      <w:r>
-        <w:t xml:space="preserve"> </w:t>
-      </w:r>
-      <w:hyperlink r:id="rId53">
+      <w:hyperlink r:id="rId54"/>
+      <w:r>
+        <w:t xml:space="preserve"> </w:t>
+      </w:r>
+      <w:hyperlink r:id="rId55">
         <w:r>
           <w:rPr>
             <w:rStyle w:val="Hyperlink"/>
@@ -1128,11 +1128,11 @@
           <w:numId w:val="1010"/>
         </w:numPr>
       </w:pPr>
-      <w:hyperlink r:id="rId54"/>
-      <w:r>
-        <w:t xml:space="preserve"> </w:t>
-      </w:r>
-      <w:hyperlink r:id="rId55">
+      <w:hyperlink r:id="rId56"/>
+      <w:r>
+        <w:t xml:space="preserve"> </w:t>
+      </w:r>
+      <w:hyperlink r:id="rId57">
         <w:r>
           <w:rPr>
             <w:rStyle w:val="Hyperlink"/>
@@ -1149,11 +1149,11 @@
           <w:numId w:val="1010"/>
         </w:numPr>
       </w:pPr>
-      <w:hyperlink r:id="rId56"/>
-      <w:r>
-        <w:t xml:space="preserve"> </w:t>
-      </w:r>
-      <w:hyperlink r:id="rId57">
+      <w:hyperlink r:id="rId58"/>
+      <w:r>
+        <w:t xml:space="preserve"> </w:t>
+      </w:r>
+      <w:hyperlink r:id="rId59">
         <w:r>
           <w:rPr>
             <w:rStyle w:val="Hyperlink"/>
@@ -1170,11 +1170,11 @@
           <w:numId w:val="1010"/>
         </w:numPr>
       </w:pPr>
-      <w:hyperlink r:id="rId58"/>
-      <w:r>
-        <w:t xml:space="preserve"> </w:t>
-      </w:r>
-      <w:hyperlink r:id="rId59">
+      <w:hyperlink r:id="rId60"/>
+      <w:r>
+        <w:t xml:space="preserve"> </w:t>
+      </w:r>
+      <w:hyperlink r:id="rId61">
         <w:r>
           <w:rPr>
             <w:rStyle w:val="Hyperlink"/>
@@ -1191,11 +1191,11 @@
           <w:numId w:val="1010"/>
         </w:numPr>
       </w:pPr>
-      <w:hyperlink r:id="rId60"/>
-      <w:r>
-        <w:t xml:space="preserve"> </w:t>
-      </w:r>
-      <w:hyperlink r:id="rId61">
+      <w:hyperlink r:id="rId62"/>
+      <w:r>
+        <w:t xml:space="preserve"> </w:t>
+      </w:r>
+      <w:hyperlink r:id="rId63">
         <w:r>
           <w:rPr>
             <w:rStyle w:val="Hyperlink"/>
@@ -1206,20 +1206,104 @@
     </w:p>
     <w:p>
       <w:pPr>
+        <w:pStyle w:val="Compact"/>
+        <w:numPr>
+          <w:ilvl w:val="0"/>
+          <w:numId w:val="1010"/>
+        </w:numPr>
+      </w:pPr>
+      <w:hyperlink r:id="rId64"/>
+      <w:r>
+        <w:t xml:space="preserve"> </w:t>
+      </w:r>
+      <w:hyperlink r:id="rId65">
+        <w:r>
+          <w:rPr>
+            <w:rStyle w:val="Hyperlink"/>
+          </w:rPr>
+          <w:t xml:space="preserve">Guia De Ranger</w:t>
+        </w:r>
+      </w:hyperlink>
+    </w:p>
+    <w:p>
+      <w:pPr>
+        <w:pStyle w:val="Compact"/>
+        <w:numPr>
+          <w:ilvl w:val="0"/>
+          <w:numId w:val="1010"/>
+        </w:numPr>
+      </w:pPr>
+      <w:hyperlink r:id="rId66"/>
+      <w:r>
+        <w:t xml:space="preserve"> </w:t>
+      </w:r>
+      <w:hyperlink r:id="rId67">
+        <w:r>
+          <w:rPr>
+            <w:rStyle w:val="Hyperlink"/>
+          </w:rPr>
+          <w:t xml:space="preserve">Guia De Kitty Terminal</w:t>
+        </w:r>
+      </w:hyperlink>
+    </w:p>
+    <w:p>
+      <w:pPr>
+        <w:pStyle w:val="Compact"/>
+        <w:numPr>
+          <w:ilvl w:val="0"/>
+          <w:numId w:val="1010"/>
+        </w:numPr>
+      </w:pPr>
+      <w:hyperlink r:id="rId68"/>
+      <w:r>
+        <w:t xml:space="preserve"> </w:t>
+      </w:r>
+      <w:hyperlink r:id="rId69">
+        <w:r>
+          <w:rPr>
+            <w:rStyle w:val="Hyperlink"/>
+          </w:rPr>
+          <w:t xml:space="preserve">Guia De Positron Ide</w:t>
+        </w:r>
+      </w:hyperlink>
+    </w:p>
+    <w:p>
+      <w:pPr>
+        <w:pStyle w:val="Compact"/>
+        <w:numPr>
+          <w:ilvl w:val="0"/>
+          <w:numId w:val="1010"/>
+        </w:numPr>
+      </w:pPr>
+      <w:hyperlink r:id="rId70"/>
+      <w:r>
+        <w:t xml:space="preserve"> </w:t>
+      </w:r>
+      <w:hyperlink r:id="rId71">
+        <w:r>
+          <w:rPr>
+            <w:rStyle w:val="Hyperlink"/>
+          </w:rPr>
+          <w:t xml:space="preserve">Guia De Rsync</w:t>
+        </w:r>
+      </w:hyperlink>
+    </w:p>
+    <w:p>
+      <w:pPr>
         <w:pStyle w:val="FirstParagraph"/>
       </w:pPr>
       <w:r>
         <w:t xml:space="preserve">Esperamos que encuentres estas publicaciones igualmente interesantes y útiles. ¡Disfruta de la lectura!</w:t>
       </w:r>
     </w:p>
-    <w:bookmarkEnd w:id="62"/>
+    <w:bookmarkEnd w:id="72"/>
     <w:sectPr>
-      <w:headerReference r:id="rId9" w:type="even"/>
-      <w:headerReference r:id="rId11" w:type="default"/>
-      <w:footerReference r:id="rId14" w:type="even"/>
-      <w:footerReference r:id="rId13" w:type="default"/>
-      <w:headerReference r:id="rId10" w:type="first"/>
-      <w:footerReference r:id="rId12" w:type="first"/>
+      <w:headerReference r:id="rId8" w:type="even"/>
+      <w:headerReference r:id="rId9" w:type="default"/>
+      <w:footerReference r:id="rId10" w:type="even"/>
+      <w:footerReference r:id="rId11" w:type="default"/>
+      <w:headerReference r:id="rId12" w:type="first"/>
+      <w:footerReference r:id="rId13" w:type="first"/>
       <w:pgSz w:h="15840" w:w="12240"/>
       <w:pgMar w:bottom="1440" w:footer="720" w:gutter="0" w:header="720" w:left="1440" w:right="1440" w:top="1440"/>
       <w:cols w:space="720"/>
